--- a/hub/static/research/companies/arrakistechnologies.docx
+++ b/hub/static/research/companies/arrakistechnologies.docx
@@ -77,7 +77,7 @@
           <w:color w:val="1A1A1A"/>
           <w:sz w:val="32"/>
         </w:rPr>
-        <w:t>2.5 / 4.0</w:t>
+        <w:t>0.0 / 4.0</w:t>
       </w:r>
       <w:r>
         <w:rPr>
@@ -87,7 +87,7 @@
           <w:color w:val="828282"/>
           <w:sz w:val="21"/>
         </w:rPr>
-        <w:t xml:space="preserve">   (raw 2.5)</w:t>
+        <w:t xml:space="preserve">   (raw 0.0)</w:t>
       </w:r>
       <w:r>
         <w:rPr>
@@ -185,618 +185,6 @@
           </w:p>
         </w:tc>
       </w:tr>
-      <w:tr>
-        <w:tc>
-          <w:tcPr>
-            <w:tcW w:type="dxa" w:w="2664"/>
-            <w:shd w:val="clear" w:color="auto" w:fill="F5F5F5"/>
-            <w:tcMar>
-              <w:top w:w="40" w:type="dxa"/>
-              <w:bottom w:w="40" w:type="dxa"/>
-              <w:left w:w="60" w:type="dxa"/>
-              <w:right w:w="60" w:type="dxa"/>
-            </w:tcMar>
-            <w:tcBorders>
-              <w:top w:val="nil"/>
-              <w:left w:val="nil"/>
-              <w:right w:val="nil"/>
-              <w:bottom w:val="single" w:sz="4" w:color="E4DFD5"/>
-            </w:tcBorders>
-          </w:tcPr>
-          <w:p>
-            <w:r>
-              <w:rPr>
-                <w:rFonts w:ascii="Sora" w:hAnsi="Sora"/>
-                <w:b w:val="0"/>
-                <w:caps w:val="0"/>
-                <w:color w:val="1A1A1A"/>
-                <w:sz w:val="19"/>
-              </w:rPr>
-              <w:t>Lead / Round Dynamics</w:t>
-            </w:r>
-          </w:p>
-        </w:tc>
-        <w:tc>
-          <w:tcPr>
-            <w:tcW w:type="dxa" w:w="792"/>
-            <w:shd w:val="clear" w:color="auto" w:fill="F5F5F5"/>
-            <w:tcMar>
-              <w:top w:w="40" w:type="dxa"/>
-              <w:bottom w:w="40" w:type="dxa"/>
-              <w:left w:w="60" w:type="dxa"/>
-              <w:right w:w="60" w:type="dxa"/>
-            </w:tcMar>
-            <w:tcBorders>
-              <w:top w:val="nil"/>
-              <w:left w:val="nil"/>
-              <w:right w:val="nil"/>
-              <w:bottom w:val="single" w:sz="4" w:color="E4DFD5"/>
-            </w:tcBorders>
-          </w:tcPr>
-          <w:p>
-            <w:r>
-              <w:rPr>
-                <w:rFonts w:ascii="Sora" w:hAnsi="Sora"/>
-                <w:b/>
-                <w:caps w:val="0"/>
-                <w:color w:val="1A1A1A"/>
-                <w:sz w:val="19"/>
-              </w:rPr>
-              <w:t>2.8</w:t>
-            </w:r>
-            <w:r>
-              <w:rPr>
-                <w:rFonts w:ascii="Sora" w:hAnsi="Sora"/>
-                <w:b w:val="0"/>
-                <w:caps w:val="0"/>
-                <w:color w:val="828282"/>
-                <w:sz w:val="17"/>
-              </w:rPr>
-              <w:t xml:space="preserve"> / 4</w:t>
-            </w:r>
-          </w:p>
-        </w:tc>
-        <w:tc>
-          <w:tcPr>
-            <w:tcW w:type="dxa" w:w="5904"/>
-            <w:shd w:val="clear" w:color="auto" w:fill="F5F5F5"/>
-            <w:tcMar>
-              <w:top w:w="40" w:type="dxa"/>
-              <w:bottom w:w="40" w:type="dxa"/>
-              <w:left w:w="60" w:type="dxa"/>
-              <w:right w:w="60" w:type="dxa"/>
-            </w:tcMar>
-            <w:tcBorders>
-              <w:top w:val="nil"/>
-              <w:left w:val="nil"/>
-              <w:right w:val="nil"/>
-              <w:bottom w:val="single" w:sz="4" w:color="E4DFD5"/>
-            </w:tcBorders>
-          </w:tcPr>
-          <w:p>
-            <w:r>
-              <w:rPr>
-                <w:rFonts w:ascii="Sora" w:hAnsi="Sora"/>
-                <w:b w:val="0"/>
-                <w:caps w:val="0"/>
-                <w:color w:val="3C3C3C"/>
-                <w:sz w:val="18"/>
-              </w:rPr>
-              <w:t>Round is Blossom-led Series A with new-money lead and Accel following on, giving strong institutional momentum despite non-Tier1 lead and limited strategic relevance.</w:t>
-            </w:r>
-          </w:p>
-        </w:tc>
-      </w:tr>
-      <w:tr>
-        <w:tc>
-          <w:tcPr>
-            <w:tcW w:type="dxa" w:w="2664"/>
-            <w:shd w:val="clear" w:color="auto" w:fill="FFFFFF"/>
-            <w:tcMar>
-              <w:top w:w="40" w:type="dxa"/>
-              <w:bottom w:w="40" w:type="dxa"/>
-              <w:left w:w="60" w:type="dxa"/>
-              <w:right w:w="60" w:type="dxa"/>
-            </w:tcMar>
-            <w:tcBorders>
-              <w:top w:val="nil"/>
-              <w:left w:val="nil"/>
-              <w:right w:val="nil"/>
-              <w:bottom w:val="single" w:sz="4" w:color="E4DFD5"/>
-            </w:tcBorders>
-          </w:tcPr>
-          <w:p>
-            <w:r>
-              <w:rPr>
-                <w:rFonts w:ascii="Sora" w:hAnsi="Sora"/>
-                <w:b w:val="0"/>
-                <w:caps w:val="0"/>
-                <w:color w:val="1A1A1A"/>
-                <w:sz w:val="19"/>
-              </w:rPr>
-              <w:t>Founder / Team Quality</w:t>
-            </w:r>
-          </w:p>
-        </w:tc>
-        <w:tc>
-          <w:tcPr>
-            <w:tcW w:type="dxa" w:w="792"/>
-            <w:shd w:val="clear" w:color="auto" w:fill="FFFFFF"/>
-            <w:tcMar>
-              <w:top w:w="40" w:type="dxa"/>
-              <w:bottom w:w="40" w:type="dxa"/>
-              <w:left w:w="60" w:type="dxa"/>
-              <w:right w:w="60" w:type="dxa"/>
-            </w:tcMar>
-            <w:tcBorders>
-              <w:top w:val="nil"/>
-              <w:left w:val="nil"/>
-              <w:right w:val="nil"/>
-              <w:bottom w:val="single" w:sz="4" w:color="E4DFD5"/>
-            </w:tcBorders>
-          </w:tcPr>
-          <w:p>
-            <w:r>
-              <w:rPr>
-                <w:rFonts w:ascii="Sora" w:hAnsi="Sora"/>
-                <w:b/>
-                <w:caps w:val="0"/>
-                <w:color w:val="1A1A1A"/>
-                <w:sz w:val="19"/>
-              </w:rPr>
-              <w:t>2.7</w:t>
-            </w:r>
-            <w:r>
-              <w:rPr>
-                <w:rFonts w:ascii="Sora" w:hAnsi="Sora"/>
-                <w:b w:val="0"/>
-                <w:caps w:val="0"/>
-                <w:color w:val="828282"/>
-                <w:sz w:val="17"/>
-              </w:rPr>
-              <w:t xml:space="preserve"> / 4</w:t>
-            </w:r>
-          </w:p>
-        </w:tc>
-        <w:tc>
-          <w:tcPr>
-            <w:tcW w:type="dxa" w:w="5904"/>
-            <w:shd w:val="clear" w:color="auto" w:fill="FFFFFF"/>
-            <w:tcMar>
-              <w:top w:w="40" w:type="dxa"/>
-              <w:bottom w:w="40" w:type="dxa"/>
-              <w:left w:w="60" w:type="dxa"/>
-              <w:right w:w="60" w:type="dxa"/>
-            </w:tcMar>
-            <w:tcBorders>
-              <w:top w:val="nil"/>
-              <w:left w:val="nil"/>
-              <w:right w:val="nil"/>
-              <w:bottom w:val="single" w:sz="4" w:color="E4DFD5"/>
-            </w:tcBorders>
-          </w:tcPr>
-          <w:p>
-            <w:r>
-              <w:rPr>
-                <w:rFonts w:ascii="Sora" w:hAnsi="Sora"/>
-                <w:b w:val="0"/>
-                <w:caps w:val="0"/>
-                <w:color w:val="3C3C3C"/>
-                <w:sz w:val="18"/>
-              </w:rPr>
-              <w:t>Founding team led by ex-Accel investor shows credible pedigree and media presence, but remains small, with unclear industrial domain depth and no prior founder exits.</w:t>
-            </w:r>
-          </w:p>
-        </w:tc>
-      </w:tr>
-      <w:tr>
-        <w:tc>
-          <w:tcPr>
-            <w:tcW w:type="dxa" w:w="2664"/>
-            <w:shd w:val="clear" w:color="auto" w:fill="F5F5F5"/>
-            <w:tcMar>
-              <w:top w:w="40" w:type="dxa"/>
-              <w:bottom w:w="40" w:type="dxa"/>
-              <w:left w:w="60" w:type="dxa"/>
-              <w:right w:w="60" w:type="dxa"/>
-            </w:tcMar>
-            <w:tcBorders>
-              <w:top w:val="nil"/>
-              <w:left w:val="nil"/>
-              <w:right w:val="nil"/>
-              <w:bottom w:val="single" w:sz="4" w:color="E4DFD5"/>
-            </w:tcBorders>
-          </w:tcPr>
-          <w:p>
-            <w:r>
-              <w:rPr>
-                <w:rFonts w:ascii="Sora" w:hAnsi="Sora"/>
-                <w:b w:val="0"/>
-                <w:caps w:val="0"/>
-                <w:color w:val="1A1A1A"/>
-                <w:sz w:val="19"/>
-              </w:rPr>
-              <w:t>AI Score</w:t>
-            </w:r>
-          </w:p>
-        </w:tc>
-        <w:tc>
-          <w:tcPr>
-            <w:tcW w:type="dxa" w:w="792"/>
-            <w:shd w:val="clear" w:color="auto" w:fill="F5F5F5"/>
-            <w:tcMar>
-              <w:top w:w="40" w:type="dxa"/>
-              <w:bottom w:w="40" w:type="dxa"/>
-              <w:left w:w="60" w:type="dxa"/>
-              <w:right w:w="60" w:type="dxa"/>
-            </w:tcMar>
-            <w:tcBorders>
-              <w:top w:val="nil"/>
-              <w:left w:val="nil"/>
-              <w:right w:val="nil"/>
-              <w:bottom w:val="single" w:sz="4" w:color="E4DFD5"/>
-            </w:tcBorders>
-          </w:tcPr>
-          <w:p>
-            <w:r>
-              <w:rPr>
-                <w:rFonts w:ascii="Sora" w:hAnsi="Sora"/>
-                <w:b/>
-                <w:caps w:val="0"/>
-                <w:color w:val="1A1A1A"/>
-                <w:sz w:val="19"/>
-              </w:rPr>
-              <w:t>2.0</w:t>
-            </w:r>
-            <w:r>
-              <w:rPr>
-                <w:rFonts w:ascii="Sora" w:hAnsi="Sora"/>
-                <w:b w:val="0"/>
-                <w:caps w:val="0"/>
-                <w:color w:val="828282"/>
-                <w:sz w:val="17"/>
-              </w:rPr>
-              <w:t xml:space="preserve"> / 4</w:t>
-            </w:r>
-          </w:p>
-        </w:tc>
-        <w:tc>
-          <w:tcPr>
-            <w:tcW w:type="dxa" w:w="5904"/>
-            <w:shd w:val="clear" w:color="auto" w:fill="F5F5F5"/>
-            <w:tcMar>
-              <w:top w:w="40" w:type="dxa"/>
-              <w:bottom w:w="40" w:type="dxa"/>
-              <w:left w:w="60" w:type="dxa"/>
-              <w:right w:w="60" w:type="dxa"/>
-            </w:tcMar>
-            <w:tcBorders>
-              <w:top w:val="nil"/>
-              <w:left w:val="nil"/>
-              <w:right w:val="nil"/>
-              <w:bottom w:val="single" w:sz="4" w:color="E4DFD5"/>
-            </w:tcBorders>
-          </w:tcPr>
-          <w:p>
-            <w:r>
-              <w:rPr>
-                <w:rFonts w:ascii="Sora" w:hAnsi="Sora"/>
-                <w:b w:val="0"/>
-                <w:caps w:val="0"/>
-                <w:color w:val="3C3C3C"/>
-                <w:sz w:val="18"/>
-              </w:rPr>
-              <w:t>Arrakis is a pure-play AI agents company for mission-critical industrial workflows, though proprietary model ownership and a demonstrated data flywheel are not yet clearly evidenced.</w:t>
-            </w:r>
-          </w:p>
-        </w:tc>
-      </w:tr>
-      <w:tr>
-        <w:tc>
-          <w:tcPr>
-            <w:tcW w:type="dxa" w:w="2664"/>
-            <w:shd w:val="clear" w:color="auto" w:fill="FFFFFF"/>
-            <w:tcMar>
-              <w:top w:w="40" w:type="dxa"/>
-              <w:bottom w:w="40" w:type="dxa"/>
-              <w:left w:w="60" w:type="dxa"/>
-              <w:right w:w="60" w:type="dxa"/>
-            </w:tcMar>
-            <w:tcBorders>
-              <w:top w:val="nil"/>
-              <w:left w:val="nil"/>
-              <w:right w:val="nil"/>
-              <w:bottom w:val="single" w:sz="4" w:color="E4DFD5"/>
-            </w:tcBorders>
-          </w:tcPr>
-          <w:p>
-            <w:r>
-              <w:rPr>
-                <w:rFonts w:ascii="Sora" w:hAnsi="Sora"/>
-                <w:b w:val="0"/>
-                <w:caps w:val="0"/>
-                <w:color w:val="1A1A1A"/>
-                <w:sz w:val="19"/>
-              </w:rPr>
-              <w:t>Terms</w:t>
-            </w:r>
-          </w:p>
-        </w:tc>
-        <w:tc>
-          <w:tcPr>
-            <w:tcW w:type="dxa" w:w="792"/>
-            <w:shd w:val="clear" w:color="auto" w:fill="FFFFFF"/>
-            <w:tcMar>
-              <w:top w:w="40" w:type="dxa"/>
-              <w:bottom w:w="40" w:type="dxa"/>
-              <w:left w:w="60" w:type="dxa"/>
-              <w:right w:w="60" w:type="dxa"/>
-            </w:tcMar>
-            <w:tcBorders>
-              <w:top w:val="nil"/>
-              <w:left w:val="nil"/>
-              <w:right w:val="nil"/>
-              <w:bottom w:val="single" w:sz="4" w:color="E4DFD5"/>
-            </w:tcBorders>
-          </w:tcPr>
-          <w:p>
-            <w:r>
-              <w:rPr>
-                <w:rFonts w:ascii="Sora" w:hAnsi="Sora"/>
-                <w:b/>
-                <w:caps w:val="0"/>
-                <w:color w:val="1A1A1A"/>
-                <w:sz w:val="19"/>
-              </w:rPr>
-              <w:t>3.0</w:t>
-            </w:r>
-            <w:r>
-              <w:rPr>
-                <w:rFonts w:ascii="Sora" w:hAnsi="Sora"/>
-                <w:b w:val="0"/>
-                <w:caps w:val="0"/>
-                <w:color w:val="828282"/>
-                <w:sz w:val="17"/>
-              </w:rPr>
-              <w:t xml:space="preserve"> / 4</w:t>
-            </w:r>
-          </w:p>
-        </w:tc>
-        <w:tc>
-          <w:tcPr>
-            <w:tcW w:type="dxa" w:w="5904"/>
-            <w:shd w:val="clear" w:color="auto" w:fill="FFFFFF"/>
-            <w:tcMar>
-              <w:top w:w="40" w:type="dxa"/>
-              <w:bottom w:w="40" w:type="dxa"/>
-              <w:left w:w="60" w:type="dxa"/>
-              <w:right w:w="60" w:type="dxa"/>
-            </w:tcMar>
-            <w:tcBorders>
-              <w:top w:val="nil"/>
-              <w:left w:val="nil"/>
-              <w:right w:val="nil"/>
-              <w:bottom w:val="single" w:sz="4" w:color="E4DFD5"/>
-            </w:tcBorders>
-          </w:tcPr>
-          <w:p>
-            <w:r>
-              <w:rPr>
-                <w:rFonts w:ascii="Sora" w:hAnsi="Sora"/>
-                <w:b w:val="0"/>
-                <w:caps w:val="0"/>
-                <w:color w:val="3C3C3C"/>
-                <w:sz w:val="18"/>
-              </w:rPr>
-              <w:t>With no adverse signal on fees or carry, co-investment terms are assumed standard 0/0/10 without recurring management fees or excessive upfront access costs.</w:t>
-            </w:r>
-          </w:p>
-        </w:tc>
-      </w:tr>
-      <w:tr>
-        <w:tc>
-          <w:tcPr>
-            <w:tcW w:type="dxa" w:w="2664"/>
-            <w:shd w:val="clear" w:color="auto" w:fill="F5F5F5"/>
-            <w:tcMar>
-              <w:top w:w="40" w:type="dxa"/>
-              <w:bottom w:w="40" w:type="dxa"/>
-              <w:left w:w="60" w:type="dxa"/>
-              <w:right w:w="60" w:type="dxa"/>
-            </w:tcMar>
-            <w:tcBorders>
-              <w:top w:val="nil"/>
-              <w:left w:val="nil"/>
-              <w:right w:val="nil"/>
-              <w:bottom w:val="single" w:sz="4" w:color="E4DFD5"/>
-            </w:tcBorders>
-          </w:tcPr>
-          <w:p>
-            <w:r>
-              <w:rPr>
-                <w:rFonts w:ascii="Sora" w:hAnsi="Sora"/>
-                <w:b w:val="0"/>
-                <w:caps w:val="0"/>
-                <w:color w:val="1A1A1A"/>
-                <w:sz w:val="19"/>
-              </w:rPr>
-              <w:t>Fundamentals</w:t>
-            </w:r>
-          </w:p>
-        </w:tc>
-        <w:tc>
-          <w:tcPr>
-            <w:tcW w:type="dxa" w:w="792"/>
-            <w:shd w:val="clear" w:color="auto" w:fill="F5F5F5"/>
-            <w:tcMar>
-              <w:top w:w="40" w:type="dxa"/>
-              <w:bottom w:w="40" w:type="dxa"/>
-              <w:left w:w="60" w:type="dxa"/>
-              <w:right w:w="60" w:type="dxa"/>
-            </w:tcMar>
-            <w:tcBorders>
-              <w:top w:val="nil"/>
-              <w:left w:val="nil"/>
-              <w:right w:val="nil"/>
-              <w:bottom w:val="single" w:sz="4" w:color="E4DFD5"/>
-            </w:tcBorders>
-          </w:tcPr>
-          <w:p>
-            <w:r>
-              <w:rPr>
-                <w:rFonts w:ascii="Sora" w:hAnsi="Sora"/>
-                <w:b/>
-                <w:caps w:val="0"/>
-                <w:color w:val="1A1A1A"/>
-                <w:sz w:val="19"/>
-              </w:rPr>
-              <w:t>2.4</w:t>
-            </w:r>
-            <w:r>
-              <w:rPr>
-                <w:rFonts w:ascii="Sora" w:hAnsi="Sora"/>
-                <w:b w:val="0"/>
-                <w:caps w:val="0"/>
-                <w:color w:val="828282"/>
-                <w:sz w:val="17"/>
-              </w:rPr>
-              <w:t xml:space="preserve"> / 4</w:t>
-            </w:r>
-          </w:p>
-        </w:tc>
-        <w:tc>
-          <w:tcPr>
-            <w:tcW w:type="dxa" w:w="5904"/>
-            <w:shd w:val="clear" w:color="auto" w:fill="F5F5F5"/>
-            <w:tcMar>
-              <w:top w:w="40" w:type="dxa"/>
-              <w:bottom w:w="40" w:type="dxa"/>
-              <w:left w:w="60" w:type="dxa"/>
-              <w:right w:w="60" w:type="dxa"/>
-            </w:tcMar>
-            <w:tcBorders>
-              <w:top w:val="nil"/>
-              <w:left w:val="nil"/>
-              <w:right w:val="nil"/>
-              <w:bottom w:val="single" w:sz="4" w:color="E4DFD5"/>
-            </w:tcBorders>
-          </w:tcPr>
-          <w:p>
-            <w:r>
-              <w:rPr>
-                <w:rFonts w:ascii="Sora" w:hAnsi="Sora"/>
-                <w:b w:val="0"/>
-                <w:caps w:val="0"/>
-                <w:color w:val="3C3C3C"/>
-                <w:sz w:val="18"/>
-              </w:rPr>
-              <w:t>Fundamentals undisclosed given youth, but venture-scale industrial AI focus and mission-critical workflow integration indicate early moat strength despite unknown revenue and unit economics.</w:t>
-            </w:r>
-          </w:p>
-        </w:tc>
-      </w:tr>
-      <w:tr>
-        <w:tc>
-          <w:tcPr>
-            <w:tcW w:type="dxa" w:w="2664"/>
-            <w:shd w:val="clear" w:color="auto" w:fill="FFFFFF"/>
-            <w:tcMar>
-              <w:top w:w="40" w:type="dxa"/>
-              <w:bottom w:w="40" w:type="dxa"/>
-              <w:left w:w="60" w:type="dxa"/>
-              <w:right w:w="60" w:type="dxa"/>
-            </w:tcMar>
-            <w:tcBorders>
-              <w:top w:val="nil"/>
-              <w:left w:val="nil"/>
-              <w:right w:val="nil"/>
-              <w:bottom w:val="single" w:sz="4" w:color="E4DFD5"/>
-            </w:tcBorders>
-          </w:tcPr>
-          <w:p>
-            <w:r>
-              <w:rPr>
-                <w:rFonts w:ascii="Sora" w:hAnsi="Sora"/>
-                <w:b w:val="0"/>
-                <w:caps w:val="0"/>
-                <w:color w:val="1A1A1A"/>
-                <w:sz w:val="19"/>
-              </w:rPr>
-              <w:t>Return Potential</w:t>
-            </w:r>
-          </w:p>
-        </w:tc>
-        <w:tc>
-          <w:tcPr>
-            <w:tcW w:type="dxa" w:w="792"/>
-            <w:shd w:val="clear" w:color="auto" w:fill="FFFFFF"/>
-            <w:tcMar>
-              <w:top w:w="40" w:type="dxa"/>
-              <w:bottom w:w="40" w:type="dxa"/>
-              <w:left w:w="60" w:type="dxa"/>
-              <w:right w:w="60" w:type="dxa"/>
-            </w:tcMar>
-            <w:tcBorders>
-              <w:top w:val="nil"/>
-              <w:left w:val="nil"/>
-              <w:right w:val="nil"/>
-              <w:bottom w:val="single" w:sz="4" w:color="E4DFD5"/>
-            </w:tcBorders>
-          </w:tcPr>
-          <w:p>
-            <w:r>
-              <w:rPr>
-                <w:rFonts w:ascii="Sora" w:hAnsi="Sora"/>
-                <w:b/>
-                <w:caps w:val="0"/>
-                <w:color w:val="1A1A1A"/>
-                <w:sz w:val="19"/>
-              </w:rPr>
-              <w:t>2.2</w:t>
-            </w:r>
-            <w:r>
-              <w:rPr>
-                <w:rFonts w:ascii="Sora" w:hAnsi="Sora"/>
-                <w:b w:val="0"/>
-                <w:caps w:val="0"/>
-                <w:color w:val="828282"/>
-                <w:sz w:val="17"/>
-              </w:rPr>
-              <w:t xml:space="preserve"> / 4</w:t>
-            </w:r>
-          </w:p>
-        </w:tc>
-        <w:tc>
-          <w:tcPr>
-            <w:tcW w:type="dxa" w:w="5904"/>
-            <w:shd w:val="clear" w:color="auto" w:fill="FFFFFF"/>
-            <w:tcMar>
-              <w:top w:w="40" w:type="dxa"/>
-              <w:bottom w:w="40" w:type="dxa"/>
-              <w:left w:w="60" w:type="dxa"/>
-              <w:right w:w="60" w:type="dxa"/>
-            </w:tcMar>
-            <w:tcBorders>
-              <w:top w:val="nil"/>
-              <w:left w:val="nil"/>
-              <w:right w:val="nil"/>
-              <w:bottom w:val="single" w:sz="4" w:color="E4DFD5"/>
-            </w:tcBorders>
-          </w:tcPr>
-          <w:p>
-            <w:r>
-              <w:rPr>
-                <w:rFonts w:ascii="Sora" w:hAnsi="Sora"/>
-                <w:b w:val="0"/>
-                <w:caps w:val="0"/>
-                <w:color w:val="3C3C3C"/>
-                <w:sz w:val="18"/>
-              </w:rPr>
-              <w:t>Return potential appears venture-scale given TAM and industrial AI positioning, but unknown financials, dilution, and secondary demand keep modeled outcomes preliminary and speculative.</w:t>
-            </w:r>
-          </w:p>
-        </w:tc>
-      </w:tr>
     </w:tbl>
     <w:p>
       <w:pPr>
@@ -834,7 +222,7 @@
           <w:color w:val="1A1A1A"/>
           <w:sz w:val="21"/>
         </w:rPr>
-        <w:t>Arrakis's Blossom-led Series A, with Accel re-upping, backs mission-critical industrial AI agents but leaves most financial fundamentals unreported. It fits ID8's AI and Tier1 thesis, yet Series A stage is out of mandate, so added to the watch list.</w:t>
+        <w:t>scoring failed: 401 Client Error: Unauthorized for url: https://api.perplexity.ai/chat/completions</w:t>
       </w:r>
     </w:p>
     <w:p>
@@ -849,7 +237,7 @@
           <w:color w:val="828282"/>
           <w:sz w:val="18"/>
         </w:rPr>
-        <w:t>Confidence: medium</w:t>
+        <w:t>Confidence: low</w:t>
       </w:r>
     </w:p>
     <w:sectPr>
